--- a/assignment1.docx
+++ b/assignment1.docx
@@ -37,9 +37,10 @@
         <w:pStyle w:val="NormalWeb"/>
         <w:rPr>
           <w:rFonts w:ascii="Arial" w:hAnsi="Arial" w:cs="Arial"/>
-          <w:lang w:val="en-US"/>
-        </w:rPr>
-      </w:pPr>
+        </w:rPr>
+      </w:pPr>
+      <w:proofErr w:type="spellStart"/>
+      <w:proofErr w:type="gramStart"/>
       <w:r>
         <w:rPr>
           <w:rFonts w:ascii="Arial" w:hAnsi="Arial" w:cs="Arial"/>
@@ -49,9 +50,16 @@
       <w:r>
         <w:rPr>
           <w:rFonts w:ascii="Arial" w:hAnsi="Arial" w:cs="Arial"/>
-          <w:lang w:val="en-US"/>
-        </w:rPr>
-        <w:t>Nico Natividad</w:t>
+        </w:rPr>
+        <w:t>Nico</w:t>
+      </w:r>
+      <w:proofErr w:type="spellEnd"/>
+      <w:proofErr w:type="gramEnd"/>
+      <w:r>
+        <w:rPr>
+          <w:rFonts w:ascii="Arial" w:hAnsi="Arial" w:cs="Arial"/>
+        </w:rPr>
+        <w:t xml:space="preserve"> Natividad</w:t>
       </w:r>
     </w:p>
     <w:p>
@@ -59,7 +67,6 @@
         <w:pStyle w:val="NormalWeb"/>
         <w:rPr>
           <w:rFonts w:ascii="Arial" w:hAnsi="Arial" w:cs="Arial"/>
-          <w:lang w:val="en-US"/>
         </w:rPr>
       </w:pPr>
       <w:r>
@@ -71,7 +78,6 @@
       <w:r>
         <w:rPr>
           <w:rFonts w:ascii="Arial" w:hAnsi="Arial" w:cs="Arial"/>
-          <w:lang w:val="en-US"/>
         </w:rPr>
         <w:t xml:space="preserve"> 68</w:t>
       </w:r>
@@ -81,7 +87,6 @@
         <w:pStyle w:val="NormalWeb"/>
         <w:rPr>
           <w:rFonts w:ascii="Arial" w:hAnsi="Arial" w:cs="Arial"/>
-          <w:lang w:val="en-US"/>
         </w:rPr>
       </w:pPr>
       <w:r>
@@ -97,16 +102,14 @@
           <w:kern w:val="36"/>
           <w:sz w:val="43"/>
           <w:szCs w:val="43"/>
-          <w:lang w:val="en-US"/>
         </w:rPr>
         <w:t xml:space="preserve"> </w:t>
       </w:r>
       <w:r>
         <w:rPr>
           <w:rFonts w:ascii="Arial" w:hAnsi="Arial" w:cs="Arial"/>
-          <w:lang w:val="en-US"/>
-        </w:rPr>
-        <w:t>Assignment 1 - JavaScript Fundamentals</w:t>
+        </w:rPr>
+        <w:t>Assignment 1 - Register Services and Validate the Inputs</w:t>
       </w:r>
     </w:p>
     <w:p>
@@ -126,17 +129,13 @@
     <w:p>
       <w:pPr>
         <w:spacing w:line="360" w:lineRule="auto"/>
-        <w:rPr>
-          <w:rFonts w:ascii="Arial" w:hAnsi="Arial" w:cs="Arial"/>
-        </w:rPr>
       </w:pPr>
       <w:hyperlink r:id="rId7" w:history="1">
         <w:r>
           <w:rPr>
             <w:rStyle w:val="Hyperlink"/>
-            <w:rFonts w:ascii="Arial" w:hAnsi="Arial" w:cs="Arial"/>
           </w:rPr>
-          <w:t>Nico-Natividad/Assignment-1---JavaScript-Fundamentals</w:t>
+          <w:t>Nico-Natividad/105</w:t>
         </w:r>
       </w:hyperlink>
     </w:p>
@@ -147,7 +146,6 @@
           <w:rFonts w:ascii="Arial" w:hAnsi="Arial" w:cs="Arial"/>
           <w:b/>
           <w:bCs/>
-          <w:lang w:val="en-US"/>
         </w:rPr>
       </w:pPr>
       <w:r>
@@ -272,28 +270,33 @@
         <w:spacing w:line="360" w:lineRule="auto"/>
         <w:rPr>
           <w:rFonts w:ascii="Arial" w:hAnsi="Arial" w:cs="Arial"/>
-          <w:lang w:val="en-US"/>
-        </w:rPr>
-      </w:pPr>
-    </w:p>
-    <w:p>
-      <w:pPr>
-        <w:spacing w:line="360" w:lineRule="auto"/>
-        <w:rPr>
-          <w:rFonts w:ascii="Arial" w:hAnsi="Arial" w:cs="Arial"/>
-          <w:lang w:val="en-US"/>
-        </w:rPr>
-      </w:pPr>
-      <w:r>
-        <w:rPr>
-          <w:rFonts w:ascii="Arial" w:hAnsi="Arial" w:cs="Arial"/>
-          <w:lang w:val="en-US"/>
+        </w:rPr>
+      </w:pPr>
+    </w:p>
+    <w:p>
+      <w:pPr>
+        <w:spacing w:line="360" w:lineRule="auto"/>
+        <w:rPr>
+          <w:rFonts w:ascii="Arial" w:hAnsi="Arial" w:cs="Arial"/>
+        </w:rPr>
+      </w:pPr>
+      <w:r>
+        <w:rPr>
+          <w:rFonts w:ascii="Arial" w:hAnsi="Arial" w:cs="Arial"/>
         </w:rPr>
         <w:drawing>
-          <wp:inline distT="0" distB="0" distL="0" distR="0" wp14:anchorId="0AEBBBCD" wp14:editId="725C0BC9">
-            <wp:extent cx="5943600" cy="3427730"/>
-            <wp:effectExtent l="0" t="0" r="0" b="1270"/>
-            <wp:docPr id="1753586727" name="Picture 1"/>
+          <wp:anchor distT="0" distB="0" distL="114300" distR="114300" simplePos="0" relativeHeight="251658240" behindDoc="1" locked="0" layoutInCell="1" allowOverlap="1" wp14:anchorId="6A1F1840" wp14:editId="2CC3ED58">
+            <wp:simplePos x="0" y="0"/>
+            <wp:positionH relativeFrom="margin">
+              <wp:posOffset>635000</wp:posOffset>
+            </wp:positionH>
+            <wp:positionV relativeFrom="paragraph">
+              <wp:posOffset>9525</wp:posOffset>
+            </wp:positionV>
+            <wp:extent cx="2237740" cy="3200400"/>
+            <wp:effectExtent l="0" t="0" r="0" b="0"/>
+            <wp:wrapNone/>
+            <wp:docPr id="283001130" name="Picture 1"/>
             <wp:cNvGraphicFramePr>
               <a:graphicFrameLocks xmlns:a="http://schemas.openxmlformats.org/drawingml/2006/main" noChangeAspect="1"/>
             </wp:cNvGraphicFramePr>
@@ -301,11 +304,17 @@
               <a:graphicData uri="http://schemas.openxmlformats.org/drawingml/2006/picture">
                 <pic:pic xmlns:pic="http://schemas.openxmlformats.org/drawingml/2006/picture">
                   <pic:nvPicPr>
-                    <pic:cNvPr id="1753586727" name=""/>
+                    <pic:cNvPr id="283001130" name=""/>
                     <pic:cNvPicPr/>
                   </pic:nvPicPr>
                   <pic:blipFill>
-                    <a:blip r:embed="rId8"/>
+                    <a:blip r:embed="rId8" cstate="print">
+                      <a:extLst>
+                        <a:ext uri="{28A0092B-C50C-407E-A947-70E740481C1C}">
+                          <a14:useLocalDpi xmlns:a14="http://schemas.microsoft.com/office/drawing/2010/main" val="0"/>
+                        </a:ext>
+                      </a:extLst>
+                    </a:blip>
                     <a:stretch>
                       <a:fillRect/>
                     </a:stretch>
@@ -313,7 +322,7 @@
                   <pic:spPr>
                     <a:xfrm>
                       <a:off x="0" y="0"/>
-                      <a:ext cx="5943600" cy="3427730"/>
+                      <a:ext cx="2237740" cy="3200400"/>
                     </a:xfrm>
                     <a:prstGeom prst="rect">
                       <a:avLst/>
@@ -322,9 +331,167 @@
                 </pic:pic>
               </a:graphicData>
             </a:graphic>
-          </wp:inline>
+            <wp14:sizeRelH relativeFrom="margin">
+              <wp14:pctWidth>0</wp14:pctWidth>
+            </wp14:sizeRelH>
+            <wp14:sizeRelV relativeFrom="margin">
+              <wp14:pctHeight>0</wp14:pctHeight>
+            </wp14:sizeRelV>
+          </wp:anchor>
         </w:drawing>
       </w:r>
+    </w:p>
+    <w:p>
+      <w:pPr>
+        <w:spacing w:line="360" w:lineRule="auto"/>
+        <w:rPr>
+          <w:rFonts w:ascii="Arial" w:hAnsi="Arial" w:cs="Arial"/>
+        </w:rPr>
+      </w:pPr>
+    </w:p>
+    <w:p>
+      <w:pPr>
+        <w:spacing w:line="360" w:lineRule="auto"/>
+        <w:rPr>
+          <w:rFonts w:ascii="Arial" w:hAnsi="Arial" w:cs="Arial"/>
+        </w:rPr>
+      </w:pPr>
+    </w:p>
+    <w:p>
+      <w:pPr>
+        <w:spacing w:line="360" w:lineRule="auto"/>
+        <w:rPr>
+          <w:rFonts w:ascii="Arial" w:hAnsi="Arial" w:cs="Arial"/>
+        </w:rPr>
+      </w:pPr>
+    </w:p>
+    <w:p>
+      <w:pPr>
+        <w:spacing w:line="360" w:lineRule="auto"/>
+        <w:rPr>
+          <w:rFonts w:ascii="Arial" w:hAnsi="Arial" w:cs="Arial"/>
+        </w:rPr>
+      </w:pPr>
+    </w:p>
+    <w:p>
+      <w:pPr>
+        <w:spacing w:line="360" w:lineRule="auto"/>
+        <w:rPr>
+          <w:rFonts w:ascii="Arial" w:hAnsi="Arial" w:cs="Arial"/>
+        </w:rPr>
+      </w:pPr>
+    </w:p>
+    <w:p>
+      <w:pPr>
+        <w:spacing w:line="360" w:lineRule="auto"/>
+        <w:rPr>
+          <w:rFonts w:ascii="Arial" w:hAnsi="Arial" w:cs="Arial"/>
+        </w:rPr>
+      </w:pPr>
+    </w:p>
+    <w:p>
+      <w:pPr>
+        <w:spacing w:line="360" w:lineRule="auto"/>
+        <w:rPr>
+          <w:rFonts w:ascii="Arial" w:hAnsi="Arial" w:cs="Arial"/>
+        </w:rPr>
+      </w:pPr>
+    </w:p>
+    <w:p>
+      <w:pPr>
+        <w:spacing w:line="360" w:lineRule="auto"/>
+        <w:rPr>
+          <w:rFonts w:ascii="Arial" w:hAnsi="Arial" w:cs="Arial"/>
+        </w:rPr>
+      </w:pPr>
+    </w:p>
+    <w:p>
+      <w:pPr>
+        <w:spacing w:line="360" w:lineRule="auto"/>
+        <w:rPr>
+          <w:rFonts w:ascii="Arial" w:hAnsi="Arial" w:cs="Arial"/>
+        </w:rPr>
+      </w:pPr>
+    </w:p>
+    <w:p>
+      <w:pPr>
+        <w:spacing w:line="360" w:lineRule="auto"/>
+        <w:rPr>
+          <w:rFonts w:ascii="Arial" w:hAnsi="Arial" w:cs="Arial"/>
+        </w:rPr>
+      </w:pPr>
+    </w:p>
+    <w:p>
+      <w:pPr>
+        <w:spacing w:line="360" w:lineRule="auto"/>
+        <w:rPr>
+          <w:rFonts w:ascii="Arial" w:hAnsi="Arial" w:cs="Arial"/>
+        </w:rPr>
+      </w:pPr>
+    </w:p>
+    <w:p>
+      <w:pPr>
+        <w:spacing w:line="360" w:lineRule="auto"/>
+        <w:rPr>
+          <w:rFonts w:ascii="Arial" w:hAnsi="Arial" w:cs="Arial"/>
+        </w:rPr>
+      </w:pPr>
+    </w:p>
+    <w:p>
+      <w:pPr>
+        <w:spacing w:line="360" w:lineRule="auto"/>
+        <w:rPr>
+          <w:rFonts w:ascii="Arial" w:hAnsi="Arial" w:cs="Arial"/>
+        </w:rPr>
+      </w:pPr>
+    </w:p>
+    <w:p>
+      <w:pPr>
+        <w:spacing w:line="360" w:lineRule="auto"/>
+        <w:rPr>
+          <w:rFonts w:ascii="Arial" w:hAnsi="Arial" w:cs="Arial"/>
+        </w:rPr>
+      </w:pPr>
+    </w:p>
+    <w:p>
+      <w:pPr>
+        <w:spacing w:line="360" w:lineRule="auto"/>
+        <w:rPr>
+          <w:rFonts w:ascii="Arial" w:hAnsi="Arial" w:cs="Arial"/>
+        </w:rPr>
+      </w:pPr>
+    </w:p>
+    <w:p>
+      <w:pPr>
+        <w:spacing w:line="360" w:lineRule="auto"/>
+        <w:rPr>
+          <w:rFonts w:ascii="Arial" w:hAnsi="Arial" w:cs="Arial"/>
+        </w:rPr>
+      </w:pPr>
+    </w:p>
+    <w:p>
+      <w:pPr>
+        <w:spacing w:line="360" w:lineRule="auto"/>
+        <w:rPr>
+          <w:rFonts w:ascii="Arial" w:hAnsi="Arial" w:cs="Arial"/>
+        </w:rPr>
+      </w:pPr>
+    </w:p>
+    <w:p>
+      <w:pPr>
+        <w:spacing w:line="360" w:lineRule="auto"/>
+        <w:rPr>
+          <w:rFonts w:ascii="Arial" w:hAnsi="Arial" w:cs="Arial"/>
+        </w:rPr>
+      </w:pPr>
+    </w:p>
+    <w:p>
+      <w:pPr>
+        <w:spacing w:line="360" w:lineRule="auto"/>
+        <w:rPr>
+          <w:rFonts w:ascii="Arial" w:hAnsi="Arial" w:cs="Arial"/>
+        </w:rPr>
+      </w:pPr>
     </w:p>
     <w:p>
       <w:pPr>
@@ -358,7 +525,6 @@
           <w:b/>
           <w:bCs/>
         </w:rPr>
-        <w:lastRenderedPageBreak/>
         <w:t>Backend</w:t>
       </w:r>
       <w:r>
@@ -386,10 +552,10 @@
           <w:bCs/>
         </w:rPr>
         <w:drawing>
-          <wp:inline distT="0" distB="0" distL="0" distR="0" wp14:anchorId="3E4B69F3" wp14:editId="3E29ABD6">
-            <wp:extent cx="5943600" cy="3470275"/>
-            <wp:effectExtent l="0" t="0" r="0" b="0"/>
-            <wp:docPr id="1056244303" name="Picture 1"/>
+          <wp:inline distT="0" distB="0" distL="0" distR="0" wp14:anchorId="3B5D87F3" wp14:editId="03517E4D">
+            <wp:extent cx="5943600" cy="3609975"/>
+            <wp:effectExtent l="0" t="0" r="0" b="9525"/>
+            <wp:docPr id="2081478194" name="Picture 1"/>
             <wp:cNvGraphicFramePr>
               <a:graphicFrameLocks xmlns:a="http://schemas.openxmlformats.org/drawingml/2006/main" noChangeAspect="1"/>
             </wp:cNvGraphicFramePr>
@@ -397,7 +563,7 @@
               <a:graphicData uri="http://schemas.openxmlformats.org/drawingml/2006/picture">
                 <pic:pic xmlns:pic="http://schemas.openxmlformats.org/drawingml/2006/picture">
                   <pic:nvPicPr>
-                    <pic:cNvPr id="1056244303" name=""/>
+                    <pic:cNvPr id="2081478194" name=""/>
                     <pic:cNvPicPr/>
                   </pic:nvPicPr>
                   <pic:blipFill>
@@ -409,7 +575,7 @@
                   <pic:spPr>
                     <a:xfrm>
                       <a:off x="0" y="0"/>
-                      <a:ext cx="5943600" cy="3470275"/>
+                      <a:ext cx="5943600" cy="3609975"/>
                     </a:xfrm>
                     <a:prstGeom prst="rect">
                       <a:avLst/>
@@ -1070,7 +1236,7 @@
         <w:kern w:val="2"/>
         <w:sz w:val="24"/>
         <w:szCs w:val="24"/>
-        <w:lang w:eastAsia="en-US" w:bidi="ar-SA"/>
+        <w:lang w:val="en-US" w:eastAsia="en-US" w:bidi="ar-SA"/>
         <w14:ligatures w14:val="standardContextual"/>
       </w:rPr>
     </w:rPrDefault>
@@ -1658,6 +1824,7 @@
   <w:style w:type="character" w:default="1" w:styleId="DefaultParagraphFont">
     <w:name w:val="Default Paragraph Font"/>
     <w:uiPriority w:val="1"/>
+    <w:semiHidden/>
     <w:unhideWhenUsed/>
   </w:style>
   <w:style w:type="table" w:default="1" w:styleId="TableNormal">
